--- a/EXPORTS/DOCX/published/niveau2/Dutch/Indonesia.docx
+++ b/EXPORTS/DOCX/published/niveau2/Dutch/Indonesia.docx
@@ -406,7 +406,25 @@
           <w:color w:val="000000"/>
           <w:sz w:val="24"/>
         </w:rPr>
-        <w:t>informatie hierover.</w:t>
+        <w:t xml:space="preserve">informatie </w:t>
+      </w:r>
+      <w:r>
+        <w:rPr>
+          <w:u w:val="single" w:color="0000ff"/>
+          <w:rFonts w:ascii="Charis SIL Regular" w:hAnsi="Charis SIL Regular" w:eastAsia="Charis SIL Regular"/>
+          <w:b w:val="0"/>
+          <w:i w:val="0"/>
+          <w:color w:val="000000"/>
+          <w:sz w:val="24"/>
+        </w:rPr>
+        <w:hyperlink r:id="rId9" w:history="1">
+          <w:r>
+            <w:rPr>
+              <w:rStyle w:val="Hyperlink"/>
+            </w:rPr>
+            <w:t>hierover.</w:t>
+          </w:r>
+        </w:hyperlink>
       </w:r>
     </w:p>
     <w:p>
@@ -1223,133 +1241,7 @@
           <w:color w:val="000000"/>
           <w:sz w:val="24"/>
         </w:rPr>
-        <w:t>gedetailleerde informatie e</w:t>
-      </w:r>
-      <w:r>
-        <w:rPr>
-          <w:u w:val="single" w:color="0000ff"/>
-          <w:rFonts w:ascii="Charis SIL Regular" w:hAnsi="Charis SIL Regular" w:eastAsia="Charis SIL Regular"/>
-          <w:b w:val="0"/>
-          <w:i w:val="0"/>
-          <w:color w:val="000000"/>
-          <w:sz w:val="24"/>
-        </w:rPr>
-        <w:hyperlink r:id="rId12" w:history="1">
-          <w:r>
-            <w:rPr>
-              <w:rStyle w:val="Hyperlink"/>
-            </w:rPr>
-            <w:t>n bronn</w:t>
-          </w:r>
-        </w:hyperlink>
-      </w:r>
-      <w:r>
-        <w:rPr>
-          <w:u w:val="single" w:color="0000ff"/>
-          <w:rFonts w:ascii="Charis SIL Regular" w:hAnsi="Charis SIL Regular" w:eastAsia="Charis SIL Regular"/>
-          <w:b w:val="0"/>
-          <w:i w:val="0"/>
-          <w:color w:val="000000"/>
-          <w:sz w:val="24"/>
-        </w:rPr>
-        <w:hyperlink r:id="rId12" w:history="1">
-          <w:r>
-            <w:rPr>
-              <w:rStyle w:val="Hyperlink"/>
-            </w:rPr>
-            <w:t>en met betre</w:t>
-          </w:r>
-        </w:hyperlink>
-      </w:r>
-      <w:r>
-        <w:rPr>
-          <w:u w:val="single" w:color="0000ff"/>
-          <w:rFonts w:ascii="Charis SIL Regular" w:hAnsi="Charis SIL Regular" w:eastAsia="Charis SIL Regular"/>
-          <w:b w:val="0"/>
-          <w:i w:val="0"/>
-          <w:color w:val="000000"/>
-          <w:sz w:val="24"/>
-        </w:rPr>
-        <w:hyperlink r:id="rId12" w:history="1">
-          <w:r>
-            <w:rPr>
-              <w:rStyle w:val="Hyperlink"/>
-            </w:rPr>
-            <w:t>kki</w:t>
-          </w:r>
-        </w:hyperlink>
-      </w:r>
-      <w:r>
-        <w:rPr>
-          <w:u w:val="single" w:color="0000ff"/>
-          <w:rFonts w:ascii="Charis SIL Regular" w:hAnsi="Charis SIL Regular" w:eastAsia="Charis SIL Regular"/>
-          <w:b w:val="0"/>
-          <w:i w:val="0"/>
-          <w:color w:val="000000"/>
-          <w:sz w:val="24"/>
-        </w:rPr>
-        <w:hyperlink r:id="rId12" w:history="1">
-          <w:r>
-            <w:rPr>
-              <w:rStyle w:val="Hyperlink"/>
-            </w:rPr>
-            <w:t>n</w:t>
-          </w:r>
-        </w:hyperlink>
-      </w:r>
-      <w:r>
-        <w:rPr>
-          <w:u w:val="single" w:color="0000ff"/>
-          <w:rFonts w:ascii="Charis SIL Regular" w:hAnsi="Charis SIL Regular" w:eastAsia="Charis SIL Regular"/>
-          <w:b w:val="0"/>
-          <w:i w:val="0"/>
-          <w:color w:val="000000"/>
-          <w:sz w:val="24"/>
-        </w:rPr>
-        <w:hyperlink r:id="rId12" w:history="1">
-          <w:r>
-            <w:rPr>
-              <w:rStyle w:val="Hyperlink"/>
-            </w:rPr>
-            <w:t xml:space="preserve">g </w:t>
-          </w:r>
-        </w:hyperlink>
-      </w:r>
-      <w:r>
-        <w:rPr>
-          <w:u w:val="single" w:color="0000ff"/>
-          <w:rFonts w:ascii="Charis SIL Regular" w:hAnsi="Charis SIL Regular" w:eastAsia="Charis SIL Regular"/>
-          <w:b w:val="0"/>
-          <w:i w:val="0"/>
-          <w:color w:val="000000"/>
-          <w:sz w:val="24"/>
-        </w:rPr>
-        <w:hyperlink r:id="rId12" w:history="1">
-          <w:r>
-            <w:rPr>
-              <w:rStyle w:val="Hyperlink"/>
-            </w:rPr>
-            <w:t>t</w:t>
-          </w:r>
-        </w:hyperlink>
-      </w:r>
-      <w:r>
-        <w:rPr>
-          <w:u w:val="single" w:color="0000ff"/>
-          <w:rFonts w:ascii="Charis SIL Regular" w:hAnsi="Charis SIL Regular" w:eastAsia="Charis SIL Regular"/>
-          <w:b w:val="0"/>
-          <w:i w:val="0"/>
-          <w:color w:val="000000"/>
-          <w:sz w:val="24"/>
-        </w:rPr>
-        <w:hyperlink r:id="rId12" w:history="1">
-          <w:r>
-            <w:rPr>
-              <w:rStyle w:val="Hyperlink"/>
-            </w:rPr>
-            <w:t>ot het Batav</w:t>
-          </w:r>
-        </w:hyperlink>
+        <w:t>gedetailleerde informatie en bronnen met betrekking tot het Batav</w:t>
       </w:r>
       <w:r>
         <w:rPr>
@@ -2469,28 +2361,7 @@
           <w:color w:val="000000"/>
           <w:sz w:val="24"/>
         </w:rPr>
-        <w:t>zendelingen en missionarissen, zie de des</w:t>
-      </w:r>
-      <w:r>
-        <w:rPr>
-          <w:u w:val="single" w:color="0000ff"/>
-          <w:rFonts w:ascii="Charis SIL Regular" w:hAnsi="Charis SIL Regular" w:eastAsia="Charis SIL Regular"/>
-          <w:b w:val="0"/>
-          <w:i w:val="0"/>
-          <w:color w:val="000000"/>
-          <w:sz w:val="24"/>
-        </w:rPr>
-        <w:t>betreffende</w:t>
-      </w:r>
-      <w:r>
-        <w:rPr>
-          <w:rFonts w:ascii="Charis SIL Regular" w:hAnsi="Charis SIL Regular" w:eastAsia="Charis SIL Regular"/>
-          <w:b w:val="0"/>
-          <w:i w:val="0"/>
-          <w:color w:val="000000"/>
-          <w:sz w:val="24"/>
-        </w:rPr>
-        <w:t xml:space="preserve"> </w:t>
+        <w:t xml:space="preserve">zendelingen en missionarissen, zie de desbetreffende </w:t>
       </w:r>
       <w:r>
         <w:rPr>
@@ -2501,7 +2372,7 @@
           <w:sz w:val="24"/>
           <w:u w:val="single"/>
         </w:rPr>
-        <w:hyperlink r:id="rId20" w:history="1">
+        <w:hyperlink r:id="rId19" w:history="1">
           <w:r>
             <w:rPr>
               <w:rStyle w:val="Hyperlink"/>
@@ -2519,7 +2390,7 @@
           <w:sz w:val="24"/>
           <w:u w:val="single"/>
         </w:rPr>
-        <w:hyperlink r:id="rId20" w:history="1">
+        <w:hyperlink r:id="rId19" w:history="1">
           <w:r>
             <w:rPr>
               <w:rStyle w:val="Hyperlink"/>
@@ -2838,7 +2709,7 @@
           <w:sz w:val="24"/>
           <w:u w:val="single"/>
         </w:rPr>
-        <w:hyperlink r:id="rId21" w:history="1">
+        <w:hyperlink r:id="rId20" w:history="1">
           <w:r>
             <w:rPr>
               <w:rStyle w:val="Hyperlink"/>
@@ -2867,7 +2738,7 @@
           <w:sz w:val="24"/>
           <w:u w:val="single"/>
         </w:rPr>
-        <w:hyperlink r:id="rId21" w:history="1">
+        <w:hyperlink r:id="rId20" w:history="1">
           <w:r>
             <w:rPr>
               <w:rStyle w:val="Hyperlink"/>
@@ -2896,7 +2767,7 @@
           <w:sz w:val="24"/>
           <w:u w:val="single"/>
         </w:rPr>
-        <w:hyperlink r:id="rId21" w:history="1">
+        <w:hyperlink r:id="rId20" w:history="1">
           <w:r>
             <w:rPr>
               <w:rStyle w:val="Hyperlink"/>
@@ -2924,7 +2795,7 @@
           <w:color w:val="0000FF"/>
           <w:sz w:val="24"/>
         </w:rPr>
-        <w:hyperlink r:id="rId21" w:history="1">
+        <w:hyperlink r:id="rId20" w:history="1">
           <w:r>
             <w:rPr>
               <w:rStyle w:val="Hyperlink"/>
@@ -3210,7 +3081,7 @@
           <w:color w:val="000000"/>
           <w:sz w:val="24"/>
         </w:rPr>
-        <w:hyperlink r:id="rId21" w:history="1">
+        <w:hyperlink r:id="rId20" w:history="1">
           <w:r>
             <w:rPr>
               <w:rStyle w:val="Hyperlink"/>
@@ -3228,7 +3099,7 @@
           <w:color w:val="000000"/>
           <w:sz w:val="24"/>
         </w:rPr>
-        <w:hyperlink r:id="rId21" w:history="1">
+        <w:hyperlink r:id="rId20" w:history="1">
           <w:r>
             <w:rPr>
               <w:rStyle w:val="Hyperlink"/>
@@ -3246,7 +3117,7 @@
           <w:color w:val="000000"/>
           <w:sz w:val="24"/>
         </w:rPr>
-        <w:hyperlink r:id="rId21" w:history="1">
+        <w:hyperlink r:id="rId20" w:history="1">
           <w:r>
             <w:rPr>
               <w:rStyle w:val="Hyperlink"/>
@@ -3264,7 +3135,7 @@
           <w:color w:val="000000"/>
           <w:sz w:val="24"/>
         </w:rPr>
-        <w:hyperlink r:id="rId21" w:history="1">
+        <w:hyperlink r:id="rId20" w:history="1">
           <w:r>
             <w:rPr>
               <w:rStyle w:val="Hyperlink"/>
@@ -3282,7 +3153,7 @@
           <w:color w:val="000000"/>
           <w:sz w:val="24"/>
         </w:rPr>
-        <w:hyperlink r:id="rId21" w:history="1">
+        <w:hyperlink r:id="rId20" w:history="1">
           <w:r>
             <w:rPr>
               <w:rStyle w:val="Hyperlink"/>
@@ -3300,7 +3171,7 @@
           <w:color w:val="000000"/>
           <w:sz w:val="24"/>
         </w:rPr>
-        <w:hyperlink r:id="rId21" w:history="1">
+        <w:hyperlink r:id="rId20" w:history="1">
           <w:r>
             <w:rPr>
               <w:rStyle w:val="Hyperlink"/>
@@ -3318,7 +3189,7 @@
           <w:color w:val="000000"/>
           <w:sz w:val="24"/>
         </w:rPr>
-        <w:hyperlink r:id="rId21" w:history="1">
+        <w:hyperlink r:id="rId20" w:history="1">
           <w:r>
             <w:rPr>
               <w:rStyle w:val="Hyperlink"/>
@@ -3336,7 +3207,7 @@
           <w:color w:val="000000"/>
           <w:sz w:val="24"/>
         </w:rPr>
-        <w:hyperlink r:id="rId21" w:history="1">
+        <w:hyperlink r:id="rId20" w:history="1">
           <w:r>
             <w:rPr>
               <w:rStyle w:val="Hyperlink"/>
@@ -3354,7 +3225,7 @@
           <w:color w:val="000000"/>
           <w:sz w:val="24"/>
         </w:rPr>
-        <w:hyperlink r:id="rId21" w:history="1">
+        <w:hyperlink r:id="rId20" w:history="1">
           <w:r>
             <w:rPr>
               <w:rStyle w:val="Hyperlink"/>
@@ -3438,7 +3309,7 @@
           <w:sz w:val="24"/>
           <w:u w:val="single"/>
         </w:rPr>
-        <w:hyperlink r:id="rId22" w:history="1">
+        <w:hyperlink r:id="rId21" w:history="1">
           <w:r>
             <w:rPr>
               <w:rStyle w:val="Hyperlink"/>
@@ -3618,7 +3489,7 @@
           <w:sz w:val="24"/>
           <w:u w:val="single"/>
         </w:rPr>
-        <w:hyperlink r:id="rId23" w:history="1">
+        <w:hyperlink r:id="rId22" w:history="1">
           <w:r>
             <w:rPr>
               <w:rStyle w:val="Hyperlink"/>
@@ -3839,7 +3710,7 @@
           <w:sz w:val="24"/>
           <w:u w:val="single"/>
         </w:rPr>
-        <w:hyperlink r:id="rId24" w:history="1">
+        <w:hyperlink r:id="rId23" w:history="1">
           <w:r>
             <w:rPr>
               <w:rStyle w:val="Hyperlink"/>
@@ -3857,7 +3728,7 @@
           <w:sz w:val="24"/>
           <w:u w:val="single"/>
         </w:rPr>
-        <w:hyperlink r:id="rId24" w:history="1">
+        <w:hyperlink r:id="rId23" w:history="1">
           <w:r>
             <w:rPr>
               <w:rStyle w:val="Hyperlink"/>
@@ -3886,7 +3757,7 @@
           <w:sz w:val="24"/>
           <w:u w:val="single"/>
         </w:rPr>
-        <w:hyperlink r:id="rId24" w:history="1">
+        <w:hyperlink r:id="rId23" w:history="1">
           <w:r>
             <w:rPr>
               <w:rStyle w:val="Hyperlink"/>
@@ -3915,7 +3786,7 @@
           <w:sz w:val="24"/>
           <w:u w:val="single"/>
         </w:rPr>
-        <w:hyperlink r:id="rId24" w:history="1">
+        <w:hyperlink r:id="rId23" w:history="1">
           <w:r>
             <w:rPr>
               <w:rStyle w:val="Hyperlink"/>
@@ -3983,7 +3854,7 @@
           <w:sz w:val="24"/>
           <w:u w:val="single"/>
         </w:rPr>
-        <w:hyperlink r:id="rId25" w:history="1">
+        <w:hyperlink r:id="rId24" w:history="1">
           <w:r>
             <w:rPr>
               <w:rStyle w:val="Hyperlink"/>
@@ -4039,7 +3910,7 @@
           <w:sz w:val="24"/>
           <w:u w:val="single"/>
         </w:rPr>
-        <w:hyperlink r:id="rId26" w:history="1">
+        <w:hyperlink r:id="rId25" w:history="1">
           <w:r>
             <w:rPr>
               <w:rStyle w:val="Hyperlink"/>
@@ -4065,56 +3936,19 @@
           <w:i w:val="0"/>
           <w:color w:val="0000FF"/>
           <w:sz w:val="24"/>
+        </w:rPr>
+        <w:t>Rijksmuseum Amst</w:t>
+      </w:r>
+      <w:r>
+        <w:rPr>
+          <w:rFonts w:ascii="Charis SIL Regular" w:hAnsi="Charis SIL Regular" w:eastAsia="Charis SIL Regular"/>
+          <w:b w:val="0"/>
+          <w:i w:val="0"/>
+          <w:color w:val="0000FF"/>
+          <w:sz w:val="24"/>
           <w:u w:val="single"/>
         </w:rPr>
-        <w:hyperlink r:id="rId27" w:history="1">
-          <w:r>
-            <w:rPr>
-              <w:rStyle w:val="Hyperlink"/>
-            </w:rPr>
-            <w:t>Rijksmuseum</w:t>
-          </w:r>
-        </w:hyperlink>
-      </w:r>
-      <w:r>
-        <w:rPr>
-          <w:rFonts w:ascii="Charis SIL Regular" w:hAnsi="Charis SIL Regular" w:eastAsia="Charis SIL Regular"/>
-          <w:b w:val="0"/>
-          <w:i w:val="0"/>
-          <w:color w:val="0000FF"/>
-          <w:sz w:val="24"/>
-          <w:u w:val="single"/>
-        </w:rPr>
-        <w:t xml:space="preserve"> </w:t>
-      </w:r>
-      <w:r>
-        <w:rPr>
-          <w:rFonts w:ascii="Charis SIL Regular" w:hAnsi="Charis SIL Regular" w:eastAsia="Charis SIL Regular"/>
-          <w:b w:val="0"/>
-          <w:i w:val="0"/>
-          <w:color w:val="0000FF"/>
-          <w:sz w:val="24"/>
-          <w:u w:val="single"/>
-        </w:rPr>
-        <w:hyperlink r:id="rId27" w:history="1">
-          <w:r>
-            <w:rPr>
-              <w:rStyle w:val="Hyperlink"/>
-            </w:rPr>
-            <w:t>Amst</w:t>
-          </w:r>
-        </w:hyperlink>
-      </w:r>
-      <w:r>
-        <w:rPr>
-          <w:rFonts w:ascii="Charis SIL Regular" w:hAnsi="Charis SIL Regular" w:eastAsia="Charis SIL Regular"/>
-          <w:b w:val="0"/>
-          <w:i w:val="0"/>
-          <w:color w:val="0000FF"/>
-          <w:sz w:val="24"/>
-          <w:u w:val="single"/>
-        </w:rPr>
-        <w:hyperlink r:id="rId25" w:history="1">
+        <w:hyperlink r:id="rId24" w:history="1">
           <w:r>
             <w:rPr>
               <w:rStyle w:val="Hyperlink"/>
@@ -4143,27 +3977,19 @@
           <w:i w:val="0"/>
           <w:color w:val="0000FF"/>
           <w:sz w:val="24"/>
+        </w:rPr>
+        <w:t>Mus</w:t>
+      </w:r>
+      <w:r>
+        <w:rPr>
+          <w:rFonts w:ascii="Charis SIL Regular" w:hAnsi="Charis SIL Regular" w:eastAsia="Charis SIL Regular"/>
+          <w:b w:val="0"/>
+          <w:i w:val="0"/>
+          <w:color w:val="0000FF"/>
+          <w:sz w:val="24"/>
           <w:u w:val="single"/>
         </w:rPr>
-        <w:hyperlink r:id="rId15" w:history="1">
-          <w:r>
-            <w:rPr>
-              <w:rStyle w:val="Hyperlink"/>
-            </w:rPr>
-            <w:t>Mus</w:t>
-          </w:r>
-        </w:hyperlink>
-      </w:r>
-      <w:r>
-        <w:rPr>
-          <w:rFonts w:ascii="Charis SIL Regular" w:hAnsi="Charis SIL Regular" w:eastAsia="Charis SIL Regular"/>
-          <w:b w:val="0"/>
-          <w:i w:val="0"/>
-          <w:color w:val="0000FF"/>
-          <w:sz w:val="24"/>
-          <w:u w:val="single"/>
-        </w:rPr>
-        <w:hyperlink r:id="rId27" w:history="1">
+        <w:hyperlink r:id="rId26" w:history="1">
           <w:r>
             <w:rPr>
               <w:rStyle w:val="Hyperlink"/>
@@ -4192,7 +4018,7 @@
           <w:sz w:val="24"/>
           <w:u w:val="single"/>
         </w:rPr>
-        <w:hyperlink r:id="rId27" w:history="1">
+        <w:hyperlink r:id="rId26" w:history="1">
           <w:r>
             <w:rPr>
               <w:rStyle w:val="Hyperlink"/>
@@ -4210,7 +4036,7 @@
           <w:sz w:val="24"/>
           <w:u w:val="single"/>
         </w:rPr>
-        <w:hyperlink r:id="rId27" w:history="1">
+        <w:hyperlink r:id="rId26" w:history="1">
           <w:r>
             <w:rPr>
               <w:rStyle w:val="Hyperlink"/>
@@ -4228,7 +4054,7 @@
           <w:color w:val="000000"/>
           <w:sz w:val="24"/>
         </w:rPr>
-        <w:hyperlink r:id="rId27" w:history="1">
+        <w:hyperlink r:id="rId26" w:history="1">
           <w:r>
             <w:rPr>
               <w:rStyle w:val="Hyperlink"/>
@@ -4306,7 +4132,7 @@
           <w:sz w:val="24"/>
           <w:u w:val="single"/>
         </w:rPr>
-        <w:hyperlink r:id="rId28" w:history="1">
+        <w:hyperlink r:id="rId27" w:history="1">
           <w:r>
             <w:rPr>
               <w:rStyle w:val="Hyperlink"/>
@@ -4335,7 +4161,7 @@
           <w:sz w:val="24"/>
           <w:u w:val="single"/>
         </w:rPr>
-        <w:hyperlink r:id="rId28" w:history="1">
+        <w:hyperlink r:id="rId27" w:history="1">
           <w:r>
             <w:rPr>
               <w:rStyle w:val="Hyperlink"/>
@@ -4364,7 +4190,7 @@
           <w:sz w:val="24"/>
           <w:u w:val="single"/>
         </w:rPr>
-        <w:hyperlink r:id="rId28" w:history="1">
+        <w:hyperlink r:id="rId27" w:history="1">
           <w:r>
             <w:rPr>
               <w:rStyle w:val="Hyperlink"/>
@@ -4462,7 +4288,7 @@
           <w:sz w:val="24"/>
           <w:u w:val="single"/>
         </w:rPr>
-        <w:hyperlink r:id="rId29" w:history="1">
+        <w:hyperlink r:id="rId28" w:history="1">
           <w:r>
             <w:rPr>
               <w:rStyle w:val="Hyperlink"/>
@@ -4490,7 +4316,7 @@
           <w:sz w:val="24"/>
           <w:u w:val="single"/>
         </w:rPr>
-        <w:hyperlink r:id="rId30" w:history="1">
+        <w:hyperlink r:id="rId29" w:history="1">
           <w:r>
             <w:rPr>
               <w:rStyle w:val="Hyperlink"/>
@@ -4528,7 +4354,7 @@
           <w:color w:val="000000"/>
           <w:sz w:val="24"/>
         </w:rPr>
-        <w:hyperlink r:id="rId29" w:history="1">
+        <w:hyperlink r:id="rId28" w:history="1">
           <w:r>
             <w:rPr>
               <w:rStyle w:val="Hyperlink"/>
@@ -4556,7 +4382,7 @@
           <w:color w:val="000000"/>
           <w:sz w:val="24"/>
         </w:rPr>
-        <w:hyperlink r:id="rId30" w:history="1">
+        <w:hyperlink r:id="rId29" w:history="1">
           <w:r>
             <w:rPr>
               <w:rStyle w:val="Hyperlink"/>

--- a/EXPORTS/DOCX/published/niveau2/Dutch/Indonesia.docx
+++ b/EXPORTS/DOCX/published/niveau2/Dutch/Indonesia.docx
@@ -1241,7 +1241,97 @@
           <w:color w:val="000000"/>
           <w:sz w:val="24"/>
         </w:rPr>
-        <w:t>gedetailleerde informatie en bronnen met betrekking tot het Batav</w:t>
+        <w:t>gedetailleerde informatie en bronnen met betre</w:t>
+      </w:r>
+      <w:r>
+        <w:rPr>
+          <w:u w:val="single" w:color="0000ff"/>
+          <w:rFonts w:ascii="Charis SIL Regular" w:hAnsi="Charis SIL Regular" w:eastAsia="Charis SIL Regular"/>
+          <w:b w:val="0"/>
+          <w:i w:val="0"/>
+          <w:color w:val="000000"/>
+          <w:sz w:val="24"/>
+        </w:rPr>
+        <w:hyperlink r:id="rId12" w:history="1">
+          <w:r>
+            <w:rPr>
+              <w:rStyle w:val="Hyperlink"/>
+            </w:rPr>
+            <w:t>kki</w:t>
+          </w:r>
+        </w:hyperlink>
+      </w:r>
+      <w:r>
+        <w:rPr>
+          <w:u w:val="single" w:color="0000ff"/>
+          <w:rFonts w:ascii="Charis SIL Regular" w:hAnsi="Charis SIL Regular" w:eastAsia="Charis SIL Regular"/>
+          <w:b w:val="0"/>
+          <w:i w:val="0"/>
+          <w:color w:val="000000"/>
+          <w:sz w:val="24"/>
+        </w:rPr>
+        <w:hyperlink r:id="rId12" w:history="1">
+          <w:r>
+            <w:rPr>
+              <w:rStyle w:val="Hyperlink"/>
+            </w:rPr>
+            <w:t>n</w:t>
+          </w:r>
+        </w:hyperlink>
+      </w:r>
+      <w:r>
+        <w:rPr>
+          <w:u w:val="single" w:color="0000ff"/>
+          <w:rFonts w:ascii="Charis SIL Regular" w:hAnsi="Charis SIL Regular" w:eastAsia="Charis SIL Regular"/>
+          <w:b w:val="0"/>
+          <w:i w:val="0"/>
+          <w:color w:val="000000"/>
+          <w:sz w:val="24"/>
+        </w:rPr>
+        <w:hyperlink r:id="rId12" w:history="1">
+          <w:r>
+            <w:rPr>
+              <w:rStyle w:val="Hyperlink"/>
+            </w:rPr>
+            <w:t xml:space="preserve">g </w:t>
+          </w:r>
+        </w:hyperlink>
+      </w:r>
+      <w:r>
+        <w:rPr>
+          <w:u w:val="single" w:color="0000ff"/>
+          <w:rFonts w:ascii="Charis SIL Regular" w:hAnsi="Charis SIL Regular" w:eastAsia="Charis SIL Regular"/>
+          <w:b w:val="0"/>
+          <w:i w:val="0"/>
+          <w:color w:val="000000"/>
+          <w:sz w:val="24"/>
+        </w:rPr>
+        <w:hyperlink r:id="rId12" w:history="1">
+          <w:r>
+            <w:rPr>
+              <w:rStyle w:val="Hyperlink"/>
+            </w:rPr>
+            <w:t>t</w:t>
+          </w:r>
+        </w:hyperlink>
+      </w:r>
+      <w:r>
+        <w:rPr>
+          <w:u w:val="single" w:color="0000ff"/>
+          <w:rFonts w:ascii="Charis SIL Regular" w:hAnsi="Charis SIL Regular" w:eastAsia="Charis SIL Regular"/>
+          <w:b w:val="0"/>
+          <w:i w:val="0"/>
+          <w:color w:val="000000"/>
+          <w:sz w:val="24"/>
+        </w:rPr>
+        <w:hyperlink r:id="rId12" w:history="1">
+          <w:r>
+            <w:rPr>
+              <w:rStyle w:val="Hyperlink"/>
+            </w:rPr>
+            <w:t>ot het Batav</w:t>
+          </w:r>
+        </w:hyperlink>
       </w:r>
       <w:r>
         <w:rPr>
@@ -2372,7 +2462,7 @@
           <w:sz w:val="24"/>
           <w:u w:val="single"/>
         </w:rPr>
-        <w:hyperlink r:id="rId19" w:history="1">
+        <w:hyperlink r:id="rId20" w:history="1">
           <w:r>
             <w:rPr>
               <w:rStyle w:val="Hyperlink"/>
@@ -2390,7 +2480,7 @@
           <w:sz w:val="24"/>
           <w:u w:val="single"/>
         </w:rPr>
-        <w:hyperlink r:id="rId19" w:history="1">
+        <w:hyperlink r:id="rId20" w:history="1">
           <w:r>
             <w:rPr>
               <w:rStyle w:val="Hyperlink"/>
@@ -2408,7 +2498,7 @@
           <w:sz w:val="24"/>
           <w:u w:val="single"/>
         </w:rPr>
-        <w:hyperlink r:id="rId19" w:history="1">
+        <w:hyperlink r:id="rId20" w:history="1">
           <w:r>
             <w:rPr>
               <w:rStyle w:val="Hyperlink"/>
@@ -2709,7 +2799,7 @@
           <w:sz w:val="24"/>
           <w:u w:val="single"/>
         </w:rPr>
-        <w:hyperlink r:id="rId20" w:history="1">
+        <w:hyperlink r:id="rId21" w:history="1">
           <w:r>
             <w:rPr>
               <w:rStyle w:val="Hyperlink"/>
@@ -2738,7 +2828,7 @@
           <w:sz w:val="24"/>
           <w:u w:val="single"/>
         </w:rPr>
-        <w:hyperlink r:id="rId20" w:history="1">
+        <w:hyperlink r:id="rId21" w:history="1">
           <w:r>
             <w:rPr>
               <w:rStyle w:val="Hyperlink"/>
@@ -2767,7 +2857,7 @@
           <w:sz w:val="24"/>
           <w:u w:val="single"/>
         </w:rPr>
-        <w:hyperlink r:id="rId20" w:history="1">
+        <w:hyperlink r:id="rId21" w:history="1">
           <w:r>
             <w:rPr>
               <w:rStyle w:val="Hyperlink"/>
@@ -2795,7 +2885,7 @@
           <w:color w:val="0000FF"/>
           <w:sz w:val="24"/>
         </w:rPr>
-        <w:hyperlink r:id="rId20" w:history="1">
+        <w:hyperlink r:id="rId21" w:history="1">
           <w:r>
             <w:rPr>
               <w:rStyle w:val="Hyperlink"/>
@@ -3081,12 +3171,12 @@
           <w:color w:val="000000"/>
           <w:sz w:val="24"/>
         </w:rPr>
-        <w:hyperlink r:id="rId20" w:history="1">
+        <w:hyperlink r:id="rId21" w:history="1">
           <w:r>
             <w:rPr>
               <w:rStyle w:val="Hyperlink"/>
             </w:rPr>
-            <w:t>en de bevi</w:t>
+            <w:t>en de bev</w:t>
           </w:r>
         </w:hyperlink>
       </w:r>
@@ -3099,7 +3189,25 @@
           <w:color w:val="000000"/>
           <w:sz w:val="24"/>
         </w:rPr>
-        <w:hyperlink r:id="rId20" w:history="1">
+        <w:hyperlink r:id="rId21" w:history="1">
+          <w:r>
+            <w:rPr>
+              <w:rStyle w:val="Hyperlink"/>
+            </w:rPr>
+            <w:t>i</w:t>
+          </w:r>
+        </w:hyperlink>
+      </w:r>
+      <w:r>
+        <w:rPr>
+          <w:u w:val="single" w:color="0000ff"/>
+          <w:rFonts w:ascii="Charis SIL Regular" w:hAnsi="Charis SIL Regular" w:eastAsia="Charis SIL Regular"/>
+          <w:b w:val="0"/>
+          <w:i w:val="0"/>
+          <w:color w:val="000000"/>
+          <w:sz w:val="24"/>
+        </w:rPr>
+        <w:hyperlink r:id="rId21" w:history="1">
           <w:r>
             <w:rPr>
               <w:rStyle w:val="Hyperlink"/>
@@ -3117,7 +3225,7 @@
           <w:color w:val="000000"/>
           <w:sz w:val="24"/>
         </w:rPr>
-        <w:hyperlink r:id="rId20" w:history="1">
+        <w:hyperlink r:id="rId21" w:history="1">
           <w:r>
             <w:rPr>
               <w:rStyle w:val="Hyperlink"/>
@@ -3135,7 +3243,7 @@
           <w:color w:val="000000"/>
           <w:sz w:val="24"/>
         </w:rPr>
-        <w:hyperlink r:id="rId20" w:history="1">
+        <w:hyperlink r:id="rId21" w:history="1">
           <w:r>
             <w:rPr>
               <w:rStyle w:val="Hyperlink"/>
@@ -3153,7 +3261,7 @@
           <w:color w:val="000000"/>
           <w:sz w:val="24"/>
         </w:rPr>
-        <w:hyperlink r:id="rId20" w:history="1">
+        <w:hyperlink r:id="rId21" w:history="1">
           <w:r>
             <w:rPr>
               <w:rStyle w:val="Hyperlink"/>
@@ -3171,7 +3279,7 @@
           <w:color w:val="000000"/>
           <w:sz w:val="24"/>
         </w:rPr>
-        <w:hyperlink r:id="rId20" w:history="1">
+        <w:hyperlink r:id="rId21" w:history="1">
           <w:r>
             <w:rPr>
               <w:rStyle w:val="Hyperlink"/>
@@ -3189,7 +3297,7 @@
           <w:color w:val="000000"/>
           <w:sz w:val="24"/>
         </w:rPr>
-        <w:hyperlink r:id="rId20" w:history="1">
+        <w:hyperlink r:id="rId21" w:history="1">
           <w:r>
             <w:rPr>
               <w:rStyle w:val="Hyperlink"/>
@@ -3207,7 +3315,7 @@
           <w:color w:val="000000"/>
           <w:sz w:val="24"/>
         </w:rPr>
-        <w:hyperlink r:id="rId20" w:history="1">
+        <w:hyperlink r:id="rId21" w:history="1">
           <w:r>
             <w:rPr>
               <w:rStyle w:val="Hyperlink"/>
@@ -3225,7 +3333,7 @@
           <w:color w:val="000000"/>
           <w:sz w:val="24"/>
         </w:rPr>
-        <w:hyperlink r:id="rId20" w:history="1">
+        <w:hyperlink r:id="rId21" w:history="1">
           <w:r>
             <w:rPr>
               <w:rStyle w:val="Hyperlink"/>
@@ -3309,7 +3417,7 @@
           <w:sz w:val="24"/>
           <w:u w:val="single"/>
         </w:rPr>
-        <w:hyperlink r:id="rId21" w:history="1">
+        <w:hyperlink r:id="rId22" w:history="1">
           <w:r>
             <w:rPr>
               <w:rStyle w:val="Hyperlink"/>
@@ -3489,7 +3597,7 @@
           <w:sz w:val="24"/>
           <w:u w:val="single"/>
         </w:rPr>
-        <w:hyperlink r:id="rId22" w:history="1">
+        <w:hyperlink r:id="rId23" w:history="1">
           <w:r>
             <w:rPr>
               <w:rStyle w:val="Hyperlink"/>
@@ -3710,7 +3818,7 @@
           <w:sz w:val="24"/>
           <w:u w:val="single"/>
         </w:rPr>
-        <w:hyperlink r:id="rId23" w:history="1">
+        <w:hyperlink r:id="rId24" w:history="1">
           <w:r>
             <w:rPr>
               <w:rStyle w:val="Hyperlink"/>
@@ -3728,7 +3836,7 @@
           <w:sz w:val="24"/>
           <w:u w:val="single"/>
         </w:rPr>
-        <w:hyperlink r:id="rId23" w:history="1">
+        <w:hyperlink r:id="rId24" w:history="1">
           <w:r>
             <w:rPr>
               <w:rStyle w:val="Hyperlink"/>
@@ -3757,7 +3865,7 @@
           <w:sz w:val="24"/>
           <w:u w:val="single"/>
         </w:rPr>
-        <w:hyperlink r:id="rId23" w:history="1">
+        <w:hyperlink r:id="rId24" w:history="1">
           <w:r>
             <w:rPr>
               <w:rStyle w:val="Hyperlink"/>
@@ -3786,7 +3894,7 @@
           <w:sz w:val="24"/>
           <w:u w:val="single"/>
         </w:rPr>
-        <w:hyperlink r:id="rId23" w:history="1">
+        <w:hyperlink r:id="rId24" w:history="1">
           <w:r>
             <w:rPr>
               <w:rStyle w:val="Hyperlink"/>
@@ -3854,7 +3962,7 @@
           <w:sz w:val="24"/>
           <w:u w:val="single"/>
         </w:rPr>
-        <w:hyperlink r:id="rId24" w:history="1">
+        <w:hyperlink r:id="rId25" w:history="1">
           <w:r>
             <w:rPr>
               <w:rStyle w:val="Hyperlink"/>
@@ -3910,7 +4018,7 @@
           <w:sz w:val="24"/>
           <w:u w:val="single"/>
         </w:rPr>
-        <w:hyperlink r:id="rId25" w:history="1">
+        <w:hyperlink r:id="rId26" w:history="1">
           <w:r>
             <w:rPr>
               <w:rStyle w:val="Hyperlink"/>
@@ -3936,8 +4044,16 @@
           <w:i w:val="0"/>
           <w:color w:val="0000FF"/>
           <w:sz w:val="24"/>
-        </w:rPr>
-        <w:t>Rijksmuseum Amst</w:t>
+          <w:u w:val="single"/>
+        </w:rPr>
+        <w:hyperlink r:id="rId27" w:history="1">
+          <w:r>
+            <w:rPr>
+              <w:rStyle w:val="Hyperlink"/>
+            </w:rPr>
+            <w:t>Rijksmuseum</w:t>
+          </w:r>
+        </w:hyperlink>
       </w:r>
       <w:r>
         <w:rPr>
@@ -3948,7 +4064,36 @@
           <w:sz w:val="24"/>
           <w:u w:val="single"/>
         </w:rPr>
-        <w:hyperlink r:id="rId24" w:history="1">
+        <w:t xml:space="preserve"> </w:t>
+      </w:r>
+      <w:r>
+        <w:rPr>
+          <w:rFonts w:ascii="Charis SIL Regular" w:hAnsi="Charis SIL Regular" w:eastAsia="Charis SIL Regular"/>
+          <w:b w:val="0"/>
+          <w:i w:val="0"/>
+          <w:color w:val="0000FF"/>
+          <w:sz w:val="24"/>
+          <w:u w:val="single"/>
+        </w:rPr>
+        <w:hyperlink r:id="rId27" w:history="1">
+          <w:r>
+            <w:rPr>
+              <w:rStyle w:val="Hyperlink"/>
+            </w:rPr>
+            <w:t>Amst</w:t>
+          </w:r>
+        </w:hyperlink>
+      </w:r>
+      <w:r>
+        <w:rPr>
+          <w:rFonts w:ascii="Charis SIL Regular" w:hAnsi="Charis SIL Regular" w:eastAsia="Charis SIL Regular"/>
+          <w:b w:val="0"/>
+          <w:i w:val="0"/>
+          <w:color w:val="0000FF"/>
+          <w:sz w:val="24"/>
+          <w:u w:val="single"/>
+        </w:rPr>
+        <w:hyperlink r:id="rId25" w:history="1">
           <w:r>
             <w:rPr>
               <w:rStyle w:val="Hyperlink"/>
@@ -3977,6 +4122,7 @@
           <w:i w:val="0"/>
           <w:color w:val="0000FF"/>
           <w:sz w:val="24"/>
+          <w:u w:val="single"/>
         </w:rPr>
         <w:t>Mus</w:t>
       </w:r>
@@ -3989,7 +4135,7 @@
           <w:sz w:val="24"/>
           <w:u w:val="single"/>
         </w:rPr>
-        <w:hyperlink r:id="rId26" w:history="1">
+        <w:hyperlink r:id="rId27" w:history="1">
           <w:r>
             <w:rPr>
               <w:rStyle w:val="Hyperlink"/>
@@ -4018,7 +4164,7 @@
           <w:sz w:val="24"/>
           <w:u w:val="single"/>
         </w:rPr>
-        <w:hyperlink r:id="rId26" w:history="1">
+        <w:hyperlink r:id="rId15" w:history="1">
           <w:r>
             <w:rPr>
               <w:rStyle w:val="Hyperlink"/>
@@ -4036,7 +4182,7 @@
           <w:sz w:val="24"/>
           <w:u w:val="single"/>
         </w:rPr>
-        <w:hyperlink r:id="rId26" w:history="1">
+        <w:hyperlink r:id="rId15" w:history="1">
           <w:r>
             <w:rPr>
               <w:rStyle w:val="Hyperlink"/>
@@ -4054,7 +4200,7 @@
           <w:color w:val="000000"/>
           <w:sz w:val="24"/>
         </w:rPr>
-        <w:hyperlink r:id="rId26" w:history="1">
+        <w:hyperlink r:id="rId27" w:history="1">
           <w:r>
             <w:rPr>
               <w:rStyle w:val="Hyperlink"/>
@@ -4132,7 +4278,7 @@
           <w:sz w:val="24"/>
           <w:u w:val="single"/>
         </w:rPr>
-        <w:hyperlink r:id="rId27" w:history="1">
+        <w:hyperlink r:id="rId28" w:history="1">
           <w:r>
             <w:rPr>
               <w:rStyle w:val="Hyperlink"/>
@@ -4161,7 +4307,7 @@
           <w:sz w:val="24"/>
           <w:u w:val="single"/>
         </w:rPr>
-        <w:hyperlink r:id="rId27" w:history="1">
+        <w:hyperlink r:id="rId28" w:history="1">
           <w:r>
             <w:rPr>
               <w:rStyle w:val="Hyperlink"/>
@@ -4190,7 +4336,7 @@
           <w:sz w:val="24"/>
           <w:u w:val="single"/>
         </w:rPr>
-        <w:hyperlink r:id="rId27" w:history="1">
+        <w:hyperlink r:id="rId28" w:history="1">
           <w:r>
             <w:rPr>
               <w:rStyle w:val="Hyperlink"/>
@@ -4288,7 +4434,7 @@
           <w:sz w:val="24"/>
           <w:u w:val="single"/>
         </w:rPr>
-        <w:hyperlink r:id="rId28" w:history="1">
+        <w:hyperlink r:id="rId29" w:history="1">
           <w:r>
             <w:rPr>
               <w:rStyle w:val="Hyperlink"/>
@@ -4316,7 +4462,7 @@
           <w:sz w:val="24"/>
           <w:u w:val="single"/>
         </w:rPr>
-        <w:hyperlink r:id="rId29" w:history="1">
+        <w:hyperlink r:id="rId30" w:history="1">
           <w:r>
             <w:rPr>
               <w:rStyle w:val="Hyperlink"/>
@@ -4354,7 +4500,7 @@
           <w:color w:val="000000"/>
           <w:sz w:val="24"/>
         </w:rPr>
-        <w:hyperlink r:id="rId28" w:history="1">
+        <w:hyperlink r:id="rId29" w:history="1">
           <w:r>
             <w:rPr>
               <w:rStyle w:val="Hyperlink"/>
@@ -4382,7 +4528,7 @@
           <w:color w:val="000000"/>
           <w:sz w:val="24"/>
         </w:rPr>
-        <w:hyperlink r:id="rId29" w:history="1">
+        <w:hyperlink r:id="rId30" w:history="1">
           <w:r>
             <w:rPr>
               <w:rStyle w:val="Hyperlink"/>
